--- a/CONG TY HONG KAI/HongKai_BoSungNganhNghe/HongKai_QUYẾT ĐỊNH THAY ĐỔI.docx
+++ b/CONG TY HONG KAI/HongKai_BoSungNganhNghe/HongKai_QUYẾT ĐỊNH THAY ĐỔI.docx
@@ -1,6 +1,6 @@
 
 <file path=word/document.xml><?xml version="1.0" encoding="utf-8"?>
-<w:document xmlns:wpc="http://schemas.microsoft.com/office/word/2010/wordprocessingCanvas" xmlns:cx="http://schemas.microsoft.com/office/drawing/2014/chartex" xmlns:mc="http://schemas.openxmlformats.org/markup-compatibility/2006" xmlns:o="urn:schemas-microsoft-com:office:office" xmlns:r="http://schemas.openxmlformats.org/officeDocument/2006/relationships" xmlns:m="http://schemas.openxmlformats.org/officeDocument/2006/math" xmlns:v="urn:schemas-microsoft-com:vml" xmlns:wp14="http://schemas.microsoft.com/office/word/2010/wordprocessingDrawing" xmlns:wp="http://schemas.openxmlformats.org/drawingml/2006/wordprocessingDrawing" xmlns:w10="urn:schemas-microsoft-com:office:word" xmlns:w="http://schemas.openxmlformats.org/wordprocessingml/2006/main" xmlns:w14="http://schemas.microsoft.com/office/word/2010/wordml" xmlns:w15="http://schemas.microsoft.com/office/word/2012/wordml" xmlns:w16se="http://schemas.microsoft.com/office/word/2015/wordml/symex" xmlns:wpg="http://schemas.microsoft.com/office/word/2010/wordprocessingGroup" xmlns:wpi="http://schemas.microsoft.com/office/word/2010/wordprocessingInk" xmlns:wne="http://schemas.microsoft.com/office/word/2006/wordml" xmlns:wps="http://schemas.microsoft.com/office/word/2010/wordprocessingShape" mc:Ignorable="w14 w15 w16se wp14">
+<w:document xmlns:wpc="http://schemas.microsoft.com/office/word/2010/wordprocessingCanvas" xmlns:cx="http://schemas.microsoft.com/office/drawing/2014/chartex" xmlns:cx1="http://schemas.microsoft.com/office/drawing/2015/9/8/chartex" xmlns:mc="http://schemas.openxmlformats.org/markup-compatibility/2006" xmlns:o="urn:schemas-microsoft-com:office:office" xmlns:r="http://schemas.openxmlformats.org/officeDocument/2006/relationships" xmlns:m="http://schemas.openxmlformats.org/officeDocument/2006/math" xmlns:v="urn:schemas-microsoft-com:vml" xmlns:wp14="http://schemas.microsoft.com/office/word/2010/wordprocessingDrawing" xmlns:wp="http://schemas.openxmlformats.org/drawingml/2006/wordprocessingDrawing" xmlns:w10="urn:schemas-microsoft-com:office:word" xmlns:w="http://schemas.openxmlformats.org/wordprocessingml/2006/main" xmlns:w14="http://schemas.microsoft.com/office/word/2010/wordml" xmlns:w15="http://schemas.microsoft.com/office/word/2012/wordml" xmlns:w16se="http://schemas.microsoft.com/office/word/2015/wordml/symex" xmlns:wpg="http://schemas.microsoft.com/office/word/2010/wordprocessingGroup" xmlns:wpi="http://schemas.microsoft.com/office/word/2010/wordprocessingInk" xmlns:wne="http://schemas.microsoft.com/office/word/2006/wordml" xmlns:wps="http://schemas.microsoft.com/office/word/2010/wordprocessingShape" mc:Ignorable="w14 w15 w16se wp14">
   <w:body>
     <w:p>
       <w:pPr>
@@ -267,7 +267,7 @@
                 <w:sz w:val="24"/>
                 <w:szCs w:val="24"/>
               </w:rPr>
-              <w:t>29</w:t>
+              <w:t>1</w:t>
             </w:r>
             <w:r>
               <w:rPr>
@@ -287,8 +287,10 @@
                 <w:sz w:val="24"/>
                 <w:szCs w:val="24"/>
               </w:rPr>
-              <w:t>4</w:t>
-            </w:r>
+              <w:t>6</w:t>
+            </w:r>
+            <w:bookmarkStart w:id="0" w:name="_GoBack"/>
+            <w:bookmarkEnd w:id="0"/>
             <w:r>
               <w:rPr>
                 <w:rFonts w:ascii="Times New Roman" w:eastAsia="Times New Roman" w:hAnsi="Times New Roman" w:cs="Times New Roman"/>
@@ -494,7 +496,7 @@
               </wp:anchor>
             </w:drawing>
           </mc:Choice>
-          <mc:Fallback xmlns:cx1="http://schemas.microsoft.com/office/drawing/2015/9/8/chartex">
+          <mc:Fallback>
             <w:pict>
               <v:shapetype w14:anchorId="6F2ACA0D" id="_x0000_t32" coordsize="21600,21600" o:spt="32" o:oned="t" path="m,l21600,21600e" filled="f">
                 <v:path arrowok="t" fillok="f" o:connecttype="none"/>
@@ -653,8 +655,6 @@
           <w:szCs w:val="24"/>
         </w:rPr>
       </w:pPr>
-      <w:bookmarkStart w:id="0" w:name="_GoBack"/>
-      <w:bookmarkEnd w:id="0"/>
     </w:p>
     <w:p>
       <w:pPr>
@@ -781,7 +781,14 @@
           <w:rFonts w:ascii="Times New Roman" w:eastAsia="Times New Roman" w:hAnsi="Times New Roman" w:cs="Times New Roman"/>
           <w:sz w:val="26"/>
         </w:rPr>
-        <w:t>Bổ sung ngành, nghề kinh doanh sau</w:t>
+        <w:t>Cập nhật</w:t>
+      </w:r>
+      <w:r>
+        <w:rPr>
+          <w:rFonts w:ascii="Times New Roman" w:eastAsia="Times New Roman" w:hAnsi="Times New Roman" w:cs="Times New Roman"/>
+          <w:sz w:val="26"/>
+        </w:rPr>
+        <w:t xml:space="preserve"> ngành, nghề kinh doanh sau</w:t>
       </w:r>
     </w:p>
     <w:tbl>
@@ -799,10 +806,10 @@
         <w:tblLook w:val="04A0" w:firstRow="1" w:lastRow="0" w:firstColumn="1" w:lastColumn="0" w:noHBand="0" w:noVBand="1"/>
       </w:tblPr>
       <w:tblGrid>
-        <w:gridCol w:w="1323"/>
-        <w:gridCol w:w="5071"/>
+        <w:gridCol w:w="1324"/>
+        <w:gridCol w:w="5078"/>
         <w:gridCol w:w="803"/>
-        <w:gridCol w:w="2017"/>
+        <w:gridCol w:w="2009"/>
       </w:tblGrid>
       <w:tr>
         <w:tc>
@@ -871,7 +878,7 @@
                 <w:sz w:val="24"/>
                 <w:szCs w:val="24"/>
               </w:rPr>
-              <w:t>được bổ sung</w:t>
+              <w:t>được cập nhật</w:t>
             </w:r>
           </w:p>
         </w:tc>
@@ -922,7 +929,7 @@
                 <w:szCs w:val="24"/>
                 <w:lang w:eastAsia="zh-CN"/>
               </w:rPr>
-              <w:t>Ngành, nghề kinh doanh chính</w:t>
+              <w:t>Ghi chú</w:t>
             </w:r>
           </w:p>
         </w:tc>
@@ -1703,7 +1710,7 @@
 </file>
 
 <file path=word/numbering.xml><?xml version="1.0" encoding="utf-8"?>
-<w:numbering xmlns:wpc="http://schemas.microsoft.com/office/word/2010/wordprocessingCanvas" xmlns:cx="http://schemas.microsoft.com/office/drawing/2014/chartex" xmlns:mc="http://schemas.openxmlformats.org/markup-compatibility/2006" xmlns:o="urn:schemas-microsoft-com:office:office" xmlns:r="http://schemas.openxmlformats.org/officeDocument/2006/relationships" xmlns:m="http://schemas.openxmlformats.org/officeDocument/2006/math" xmlns:v="urn:schemas-microsoft-com:vml" xmlns:wp14="http://schemas.microsoft.com/office/word/2010/wordprocessingDrawing" xmlns:wp="http://schemas.openxmlformats.org/drawingml/2006/wordprocessingDrawing" xmlns:w10="urn:schemas-microsoft-com:office:word" xmlns:w="http://schemas.openxmlformats.org/wordprocessingml/2006/main" xmlns:w14="http://schemas.microsoft.com/office/word/2010/wordml" xmlns:w15="http://schemas.microsoft.com/office/word/2012/wordml" xmlns:w16se="http://schemas.microsoft.com/office/word/2015/wordml/symex" xmlns:wpg="http://schemas.microsoft.com/office/word/2010/wordprocessingGroup" xmlns:wpi="http://schemas.microsoft.com/office/word/2010/wordprocessingInk" xmlns:wne="http://schemas.microsoft.com/office/word/2006/wordml" xmlns:wps="http://schemas.microsoft.com/office/word/2010/wordprocessingShape" mc:Ignorable="w14 w15 w16se wp14">
+<w:numbering xmlns:wpc="http://schemas.microsoft.com/office/word/2010/wordprocessingCanvas" xmlns:cx="http://schemas.microsoft.com/office/drawing/2014/chartex" xmlns:cx1="http://schemas.microsoft.com/office/drawing/2015/9/8/chartex" xmlns:mc="http://schemas.openxmlformats.org/markup-compatibility/2006" xmlns:o="urn:schemas-microsoft-com:office:office" xmlns:r="http://schemas.openxmlformats.org/officeDocument/2006/relationships" xmlns:m="http://schemas.openxmlformats.org/officeDocument/2006/math" xmlns:v="urn:schemas-microsoft-com:vml" xmlns:wp14="http://schemas.microsoft.com/office/word/2010/wordprocessingDrawing" xmlns:wp="http://schemas.openxmlformats.org/drawingml/2006/wordprocessingDrawing" xmlns:w10="urn:schemas-microsoft-com:office:word" xmlns:w="http://schemas.openxmlformats.org/wordprocessingml/2006/main" xmlns:w14="http://schemas.microsoft.com/office/word/2010/wordml" xmlns:w15="http://schemas.microsoft.com/office/word/2012/wordml" xmlns:w16se="http://schemas.microsoft.com/office/word/2015/wordml/symex" xmlns:wpg="http://schemas.microsoft.com/office/word/2010/wordprocessingGroup" xmlns:wpi="http://schemas.microsoft.com/office/word/2010/wordprocessingInk" xmlns:wne="http://schemas.microsoft.com/office/word/2006/wordml" xmlns:wps="http://schemas.microsoft.com/office/word/2010/wordprocessingShape" mc:Ignorable="w14 w15 w16se wp14">
   <w:abstractNum w:abstractNumId="0" w15:restartNumberingAfterBreak="0">
     <w:nsid w:val="2DD33241"/>
     <w:multiLevelType w:val="hybridMultilevel"/>
@@ -2898,30 +2905,6 @@
 </file>
 
 <file path=customXml/item1.xml><?xml version="1.0" encoding="utf-8"?>
-<p:properties xmlns:p="http://schemas.microsoft.com/office/2006/metadata/properties" xmlns:xsi="http://www.w3.org/2001/XMLSchema-instance" xmlns:pc="http://schemas.microsoft.com/office/infopath/2007/PartnerControls">
-  <documentManagement>
-    <AlternateThumbnailUrl xmlns="http://schemas.microsoft.com/sharepoint/v3">
-      <Url xsi:nil="true"/>
-      <Description xsi:nil="true"/>
-    </AlternateThumbnailUrl>
-    <VideoThumbnail xmlns="4ae7861e-4bff-47fb-9754-a3da037d4eb5" xsi:nil="true"/>
-    <ImageCreateDate xmlns="http://schemas.microsoft.com/sharepoint/v3" xsi:nil="true"/>
-    <GetImgForVideo xmlns="4ae7861e-4bff-47fb-9754-a3da037d4eb5" xsi:nil="true"/>
-    <Description xmlns="http://schemas.microsoft.com/sharepoint/v3" xsi:nil="true"/>
-  </documentManagement>
-</p:properties>
-</file>
-
-<file path=customXml/item2.xml><?xml version="1.0" encoding="utf-8"?>
-<?mso-contentType ?>
-<FormTemplates xmlns="http://schemas.microsoft.com/sharepoint/v3/contenttype/forms">
-  <Display>DocumentLibraryForm</Display>
-  <Edit>DocumentLibraryForm</Edit>
-  <New>DocumentLibraryForm</New>
-</FormTemplates>
-</file>
-
-<file path=customXml/item3.xml><?xml version="1.0" encoding="utf-8"?>
 <ct:contentTypeSchema xmlns:ct="http://schemas.microsoft.com/office/2006/metadata/contentType" xmlns:ma="http://schemas.microsoft.com/office/2006/metadata/properties/metaAttributes" ct:_="" ma:_="" ma:contentTypeName="Picture" ma:contentTypeID="0x0101020088C615AFA6081A4EAC6D0C7B5DE5004C" ma:contentTypeVersion="3" ma:contentTypeDescription="Upload an image or a photograph." ma:contentTypeScope="" ma:versionID="8a358c36b680c6236bc77b7a1286c80c">
   <xsd:schema xmlns:xsd="http://www.w3.org/2001/XMLSchema" xmlns:xs="http://www.w3.org/2001/XMLSchema" xmlns:p="http://schemas.microsoft.com/office/2006/metadata/properties" xmlns:ns1="http://schemas.microsoft.com/sharepoint/v3" xmlns:ns2="4ae7861e-4bff-47fb-9754-a3da037d4eb5" targetNamespace="http://schemas.microsoft.com/office/2006/metadata/properties" ma:root="true" ma:fieldsID="1315e3235dfc98430f19347398624d38" ns1:_="" ns2:_="">
     <xsd:import namespace="http://schemas.microsoft.com/sharepoint/v3"/>
@@ -3109,26 +3092,31 @@
 </ct:contentTypeSchema>
 </file>
 
-<file path=customXml/itemProps1.xml><?xml version="1.0" encoding="utf-8"?>
-<ds:datastoreItem xmlns:ds="http://schemas.openxmlformats.org/officeDocument/2006/customXml" ds:itemID="{DFBF5159-804B-4563-9B15-6A0468B25410}">
-  <ds:schemaRefs>
-    <ds:schemaRef ds:uri="http://schemas.microsoft.com/office/2006/metadata/properties"/>
-    <ds:schemaRef ds:uri="http://schemas.microsoft.com/office/infopath/2007/PartnerControls"/>
-    <ds:schemaRef ds:uri="http://schemas.microsoft.com/sharepoint/v3"/>
-    <ds:schemaRef ds:uri="4ae7861e-4bff-47fb-9754-a3da037d4eb5"/>
-  </ds:schemaRefs>
-</ds:datastoreItem>
+<file path=customXml/item2.xml><?xml version="1.0" encoding="utf-8"?>
+<?mso-contentType ?>
+<FormTemplates xmlns="http://schemas.microsoft.com/sharepoint/v3/contenttype/forms">
+  <Display>DocumentLibraryForm</Display>
+  <Edit>DocumentLibraryForm</Edit>
+  <New>DocumentLibraryForm</New>
+</FormTemplates>
 </file>
 
-<file path=customXml/itemProps2.xml><?xml version="1.0" encoding="utf-8"?>
-<ds:datastoreItem xmlns:ds="http://schemas.openxmlformats.org/officeDocument/2006/customXml" ds:itemID="{AFD07A8A-035B-44B3-8740-60045F8E4C9F}">
-  <ds:schemaRefs>
-    <ds:schemaRef ds:uri="http://schemas.microsoft.com/sharepoint/v3/contenttype/forms"/>
-  </ds:schemaRefs>
-</ds:datastoreItem>
+<file path=customXml/item3.xml><?xml version="1.0" encoding="utf-8"?>
+<p:properties xmlns:p="http://schemas.microsoft.com/office/2006/metadata/properties" xmlns:xsi="http://www.w3.org/2001/XMLSchema-instance" xmlns:pc="http://schemas.microsoft.com/office/infopath/2007/PartnerControls">
+  <documentManagement>
+    <AlternateThumbnailUrl xmlns="http://schemas.microsoft.com/sharepoint/v3">
+      <Url xsi:nil="true"/>
+      <Description xsi:nil="true"/>
+    </AlternateThumbnailUrl>
+    <VideoThumbnail xmlns="4ae7861e-4bff-47fb-9754-a3da037d4eb5" xsi:nil="true"/>
+    <ImageCreateDate xmlns="http://schemas.microsoft.com/sharepoint/v3" xsi:nil="true"/>
+    <GetImgForVideo xmlns="4ae7861e-4bff-47fb-9754-a3da037d4eb5" xsi:nil="true"/>
+    <Description xmlns="http://schemas.microsoft.com/sharepoint/v3" xsi:nil="true"/>
+  </documentManagement>
+</p:properties>
 </file>
 
-<file path=customXml/itemProps3.xml><?xml version="1.0" encoding="utf-8"?>
+<file path=customXml/itemProps1.xml><?xml version="1.0" encoding="utf-8"?>
 <ds:datastoreItem xmlns:ds="http://schemas.openxmlformats.org/officeDocument/2006/customXml" ds:itemID="{8032CC91-C47F-435F-963C-35AB8945FB24}">
   <ds:schemaRefs>
     <ds:schemaRef ds:uri="http://schemas.microsoft.com/office/2006/metadata/contentType"/>
@@ -3145,4 +3133,23 @@
     <ds:schemaRef ds:uri="http://schemas.microsoft.com/internal/obd"/>
   </ds:schemaRefs>
 </ds:datastoreItem>
+</file>
+
+<file path=customXml/itemProps2.xml><?xml version="1.0" encoding="utf-8"?>
+<ds:datastoreItem xmlns:ds="http://schemas.openxmlformats.org/officeDocument/2006/customXml" ds:itemID="{AFD07A8A-035B-44B3-8740-60045F8E4C9F}">
+  <ds:schemaRefs>
+    <ds:schemaRef ds:uri="http://schemas.microsoft.com/sharepoint/v3/contenttype/forms"/>
+  </ds:schemaRefs>
+</ds:datastoreItem>
+</file>
+
+<file path=customXml/itemProps3.xml><?xml version="1.0" encoding="utf-8"?>
+<ds:datastoreItem xmlns:ds="http://schemas.openxmlformats.org/officeDocument/2006/customXml" ds:itemID="{DFBF5159-804B-4563-9B15-6A0468B25410}">
+  <ds:schemaRefs>
+    <ds:schemaRef ds:uri="http://schemas.microsoft.com/office/2006/metadata/properties"/>
+    <ds:schemaRef ds:uri="http://schemas.microsoft.com/office/infopath/2007/PartnerControls"/>
+    <ds:schemaRef ds:uri="http://schemas.microsoft.com/sharepoint/v3"/>
+    <ds:schemaRef ds:uri="4ae7861e-4bff-47fb-9754-a3da037d4eb5"/>
+  </ds:schemaRefs>
+</ds:datastoreItem>
 </file>